--- a/initial_templates/Ученик в ИСККОН.docx
+++ b/initial_templates/Ученик в ИСККОН.docx
@@ -22,18 +22,18 @@
         <mc:AlternateContent>
           <mc:Choice Requires="wps">
             <w:drawing>
-              <wp:anchor distT="0" distB="0" distL="114300" distR="114300" simplePos="0" relativeHeight="251659264" behindDoc="0" locked="0" layoutInCell="1" allowOverlap="1" wp14:anchorId="1FD40261" wp14:editId="3FE9C906">
+              <wp:anchor distT="0" distB="0" distL="114300" distR="114300" simplePos="0" relativeHeight="251663360" behindDoc="0" locked="0" layoutInCell="1" allowOverlap="1" wp14:anchorId="252F931F" wp14:editId="213FE587">
                 <wp:simplePos x="0" y="0"/>
                 <wp:positionH relativeFrom="column">
-                  <wp:posOffset>381000</wp:posOffset>
+                  <wp:posOffset>2641600</wp:posOffset>
                 </wp:positionH>
                 <wp:positionV relativeFrom="paragraph">
-                  <wp:posOffset>5003800</wp:posOffset>
+                  <wp:posOffset>4749800</wp:posOffset>
                 </wp:positionV>
                 <wp:extent cx="3619500" cy="584200"/>
                 <wp:effectExtent l="0" t="0" r="0" b="0"/>
                 <wp:wrapNone/>
-                <wp:docPr id="4" name="Text Box 4"/>
+                <wp:docPr id="6" name="Text Box 6"/>
                 <wp:cNvGraphicFramePr/>
                 <a:graphic xmlns:a="http://schemas.openxmlformats.org/drawingml/2006/main">
                   <a:graphicData uri="http://schemas.microsoft.com/office/word/2010/wordprocessingShape">
@@ -59,25 +59,25 @@
                               <w:jc w:val="center"/>
                               <w:rPr>
                                 <w:rFonts w:ascii="Futura PT Book" w:hAnsi="Futura PT Book" w:cs="Noto Serif"/>
-                                <w:sz w:val="28"/>
-                                <w:szCs w:val="28"/>
+                                <w:sz w:val="32"/>
+                                <w:szCs w:val="32"/>
                                 <w:lang w:val="en-US"/>
                               </w:rPr>
                             </w:pPr>
                             <w:r>
                               <w:rPr>
                                 <w:rFonts w:ascii="Futura PT Book" w:hAnsi="Futura PT Book" w:cs="Noto Serif"/>
-                                <w:sz w:val="28"/>
-                                <w:szCs w:val="28"/>
+                                <w:sz w:val="32"/>
+                                <w:szCs w:val="32"/>
                                 <w:lang w:val="en-US"/>
                               </w:rPr>
-                              <w:t>${teacher}</w:t>
+                              <w:t>${num}</w:t>
                             </w:r>
                             <w:r>
                               <w:rPr>
                                 <w:rFonts w:ascii="Futura PT Book" w:hAnsi="Futura PT Book" w:cs="Noto Serif"/>
-                                <w:sz w:val="28"/>
-                                <w:szCs w:val="28"/>
+                                <w:sz w:val="32"/>
+                                <w:szCs w:val="32"/>
                                 <w:lang w:val="en-US"/>
                               </w:rPr>
                               <w:softHyphen/>
@@ -105,11 +105,11 @@
           </mc:Choice>
           <mc:Fallback>
             <w:pict>
-              <v:shapetype w14:anchorId="1FD40261" id="_x0000_t202" coordsize="21600,21600" o:spt="202" path="m,l,21600r21600,l21600,xe">
+              <v:shapetype w14:anchorId="252F931F" id="_x0000_t202" coordsize="21600,21600" o:spt="202" path="m,l,21600r21600,l21600,xe">
                 <v:stroke joinstyle="miter"/>
                 <v:path gradientshapeok="t" o:connecttype="rect"/>
               </v:shapetype>
-              <v:shape id="Text Box 4" o:spid="_x0000_s1026" type="#_x0000_t202" style="position:absolute;margin-left:30pt;margin-top:394pt;width:285pt;height:46pt;z-index:251659264;visibility:visible;mso-wrap-style:square;mso-width-percent:0;mso-height-percent:0;mso-wrap-distance-left:9pt;mso-wrap-distance-top:0;mso-wrap-distance-right:9pt;mso-wrap-distance-bottom:0;mso-position-horizontal:absolute;mso-position-horizontal-relative:text;mso-position-vertical:absolute;mso-position-vertical-relative:text;mso-width-percent:0;mso-height-percent:0;mso-width-relative:margin;mso-height-relative:margin;v-text-anchor:bottom" o:gfxdata="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" filled="f" stroked="f" strokeweight=".5pt">
+              <v:shape id="Text Box 6" o:spid="_x0000_s1026" type="#_x0000_t202" style="position:absolute;margin-left:208pt;margin-top:374pt;width:285pt;height:46pt;z-index:251663360;visibility:visible;mso-wrap-style:square;mso-width-percent:0;mso-height-percent:0;mso-wrap-distance-left:9pt;mso-wrap-distance-top:0;mso-wrap-distance-right:9pt;mso-wrap-distance-bottom:0;mso-position-horizontal:absolute;mso-position-horizontal-relative:text;mso-position-vertical:absolute;mso-position-vertical-relative:text;mso-width-percent:0;mso-height-percent:0;mso-width-relative:margin;mso-height-relative:margin;v-text-anchor:bottom" o:gfxdata="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" filled="f" stroked="f" strokeweight=".5pt">
                 <v:textbox>
                   <w:txbxContent>
                     <w:p>
@@ -117,25 +117,25 @@
                         <w:jc w:val="center"/>
                         <w:rPr>
                           <w:rFonts w:ascii="Futura PT Book" w:hAnsi="Futura PT Book" w:cs="Noto Serif"/>
-                          <w:sz w:val="28"/>
-                          <w:szCs w:val="28"/>
+                          <w:sz w:val="32"/>
+                          <w:szCs w:val="32"/>
                           <w:lang w:val="en-US"/>
                         </w:rPr>
                       </w:pPr>
                       <w:r>
                         <w:rPr>
                           <w:rFonts w:ascii="Futura PT Book" w:hAnsi="Futura PT Book" w:cs="Noto Serif"/>
-                          <w:sz w:val="28"/>
-                          <w:szCs w:val="28"/>
+                          <w:sz w:val="32"/>
+                          <w:szCs w:val="32"/>
                           <w:lang w:val="en-US"/>
                         </w:rPr>
-                        <w:t>${teacher}</w:t>
+                        <w:t>${num}</w:t>
                       </w:r>
                       <w:r>
                         <w:rPr>
                           <w:rFonts w:ascii="Futura PT Book" w:hAnsi="Futura PT Book" w:cs="Noto Serif"/>
-                          <w:sz w:val="28"/>
-                          <w:szCs w:val="28"/>
+                          <w:sz w:val="32"/>
+                          <w:szCs w:val="32"/>
                           <w:lang w:val="en-US"/>
                         </w:rPr>
                         <w:softHyphen/>
@@ -159,13 +159,13 @@
         <mc:AlternateContent>
           <mc:Choice Requires="wps">
             <w:drawing>
-              <wp:anchor distT="0" distB="0" distL="114300" distR="114300" simplePos="0" relativeHeight="251661312" behindDoc="0" locked="0" layoutInCell="1" allowOverlap="1" wp14:anchorId="58458A93" wp14:editId="0AA5D910">
+              <wp:anchor distT="0" distB="0" distL="114300" distR="114300" simplePos="0" relativeHeight="251661312" behindDoc="0" locked="0" layoutInCell="1" allowOverlap="1" wp14:anchorId="58458A93" wp14:editId="5DD71100">
                 <wp:simplePos x="0" y="0"/>
                 <wp:positionH relativeFrom="column">
                   <wp:posOffset>0</wp:posOffset>
                 </wp:positionH>
                 <wp:positionV relativeFrom="paragraph">
-                  <wp:posOffset>3416300</wp:posOffset>
+                  <wp:posOffset>3403600</wp:posOffset>
                 </wp:positionV>
                 <wp:extent cx="8851900" cy="665480"/>
                 <wp:effectExtent l="0" t="0" r="0" b="0"/>
@@ -242,7 +242,7 @@
           </mc:Choice>
           <mc:Fallback>
             <w:pict>
-              <v:shape w14:anchorId="58458A93" id="Text Box 5" o:spid="_x0000_s1027" type="#_x0000_t202" style="position:absolute;margin-left:0;margin-top:269pt;width:697pt;height:52.4pt;z-index:251661312;visibility:visible;mso-wrap-style:square;mso-width-percent:0;mso-height-percent:0;mso-wrap-distance-left:9pt;mso-wrap-distance-top:0;mso-wrap-distance-right:9pt;mso-wrap-distance-bottom:0;mso-position-horizontal:absolute;mso-position-horizontal-relative:text;mso-position-vertical:absolute;mso-position-vertical-relative:text;mso-width-percent:0;mso-height-percent:0;mso-width-relative:margin;mso-height-relative:margin;v-text-anchor:top" o:gfxdata="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" filled="f" stroked="f" strokeweight=".5pt">
+              <v:shape w14:anchorId="58458A93" id="Text Box 5" o:spid="_x0000_s1027" type="#_x0000_t202" style="position:absolute;margin-left:0;margin-top:268pt;width:697pt;height:52.4pt;z-index:251661312;visibility:visible;mso-wrap-style:square;mso-width-percent:0;mso-height-percent:0;mso-wrap-distance-left:9pt;mso-wrap-distance-top:0;mso-wrap-distance-right:9pt;mso-wrap-distance-bottom:0;mso-position-horizontal:absolute;mso-position-horizontal-relative:text;mso-position-vertical:absolute;mso-position-vertical-relative:text;mso-width-percent:0;mso-height-percent:0;mso-width-relative:margin;mso-height-relative:margin;v-text-anchor:top" o:gfxdata="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" filled="f" stroked="f" strokeweight=".5pt">
                 <v:textbox>
                   <w:txbxContent>
                     <w:p>
@@ -281,14 +281,144 @@
           </mc:Fallback>
         </mc:AlternateContent>
       </w:r>
+      <w:r>
+        <w:rPr>
+          <w:rFonts w:ascii="Futura Medium" w:hAnsi="Futura Medium" w:cs="Futura Medium"/>
+          <w:noProof/>
+          <w:sz w:val="32"/>
+          <w:szCs w:val="32"/>
+          <w:lang w:val="en-US"/>
+        </w:rPr>
+        <mc:AlternateContent>
+          <mc:Choice Requires="wps">
+            <w:drawing>
+              <wp:anchor distT="0" distB="0" distL="114300" distR="114300" simplePos="0" relativeHeight="251659264" behindDoc="0" locked="0" layoutInCell="1" allowOverlap="1" wp14:anchorId="1FD40261" wp14:editId="0513E796">
+                <wp:simplePos x="0" y="0"/>
+                <wp:positionH relativeFrom="column">
+                  <wp:posOffset>381000</wp:posOffset>
+                </wp:positionH>
+                <wp:positionV relativeFrom="paragraph">
+                  <wp:posOffset>5029200</wp:posOffset>
+                </wp:positionV>
+                <wp:extent cx="3619500" cy="584200"/>
+                <wp:effectExtent l="0" t="0" r="0" b="0"/>
+                <wp:wrapNone/>
+                <wp:docPr id="4" name="Text Box 4"/>
+                <wp:cNvGraphicFramePr/>
+                <a:graphic xmlns:a="http://schemas.openxmlformats.org/drawingml/2006/main">
+                  <a:graphicData uri="http://schemas.microsoft.com/office/word/2010/wordprocessingShape">
+                    <wps:wsp>
+                      <wps:cNvSpPr txBox="1"/>
+                      <wps:spPr>
+                        <a:xfrm>
+                          <a:off x="0" y="0"/>
+                          <a:ext cx="3619500" cy="584200"/>
+                        </a:xfrm>
+                        <a:prstGeom prst="rect">
+                          <a:avLst/>
+                        </a:prstGeom>
+                        <a:noFill/>
+                        <a:ln w="6350">
+                          <a:noFill/>
+                        </a:ln>
+                      </wps:spPr>
+                      <wps:txbx>
+                        <w:txbxContent>
+                          <w:p>
+                            <w:pPr>
+                              <w:jc w:val="center"/>
+                              <w:rPr>
+                                <w:rFonts w:ascii="Futura PT Book" w:hAnsi="Futura PT Book" w:cs="Noto Serif"/>
+                                <w:sz w:val="32"/>
+                                <w:szCs w:val="32"/>
+                                <w:lang w:val="en-US"/>
+                              </w:rPr>
+                            </w:pPr>
+                            <w:r>
+                              <w:rPr>
+                                <w:rFonts w:ascii="Futura PT Book" w:hAnsi="Futura PT Book" w:cs="Noto Serif"/>
+                                <w:sz w:val="32"/>
+                                <w:szCs w:val="32"/>
+                                <w:lang w:val="en-US"/>
+                              </w:rPr>
+                              <w:t>${teacher}</w:t>
+                            </w:r>
+                            <w:r>
+                              <w:rPr>
+                                <w:rFonts w:ascii="Futura PT Book" w:hAnsi="Futura PT Book" w:cs="Noto Serif"/>
+                                <w:sz w:val="32"/>
+                                <w:szCs w:val="32"/>
+                                <w:lang w:val="en-US"/>
+                              </w:rPr>
+                              <w:softHyphen/>
+                            </w:r>
+                          </w:p>
+                        </w:txbxContent>
+                      </wps:txbx>
+                      <wps:bodyPr rot="0" spcFirstLastPara="0" vertOverflow="overflow" horzOverflow="overflow" vert="horz" wrap="square" lIns="91440" tIns="45720" rIns="91440" bIns="45720" numCol="1" spcCol="0" rtlCol="0" fromWordArt="0" anchor="b" anchorCtr="0" forceAA="0" compatLnSpc="1">
+                        <a:prstTxWarp prst="textNoShape">
+                          <a:avLst/>
+                        </a:prstTxWarp>
+                        <a:noAutofit/>
+                      </wps:bodyPr>
+                    </wps:wsp>
+                  </a:graphicData>
+                </a:graphic>
+                <wp14:sizeRelH relativeFrom="margin">
+                  <wp14:pctWidth>0</wp14:pctWidth>
+                </wp14:sizeRelH>
+                <wp14:sizeRelV relativeFrom="margin">
+                  <wp14:pctHeight>0</wp14:pctHeight>
+                </wp14:sizeRelV>
+              </wp:anchor>
+            </w:drawing>
+          </mc:Choice>
+          <mc:Fallback>
+            <w:pict>
+              <v:shape w14:anchorId="1FD40261" id="Text Box 4" o:spid="_x0000_s1028" type="#_x0000_t202" style="position:absolute;margin-left:30pt;margin-top:396pt;width:285pt;height:46pt;z-index:251659264;visibility:visible;mso-wrap-style:square;mso-width-percent:0;mso-height-percent:0;mso-wrap-distance-left:9pt;mso-wrap-distance-top:0;mso-wrap-distance-right:9pt;mso-wrap-distance-bottom:0;mso-position-horizontal:absolute;mso-position-horizontal-relative:text;mso-position-vertical:absolute;mso-position-vertical-relative:text;mso-width-percent:0;mso-height-percent:0;mso-width-relative:margin;mso-height-relative:margin;v-text-anchor:bottom" o:gfxdata="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" filled="f" stroked="f" strokeweight=".5pt">
+                <v:textbox>
+                  <w:txbxContent>
+                    <w:p>
+                      <w:pPr>
+                        <w:jc w:val="center"/>
+                        <w:rPr>
+                          <w:rFonts w:ascii="Futura PT Book" w:hAnsi="Futura PT Book" w:cs="Noto Serif"/>
+                          <w:sz w:val="32"/>
+                          <w:szCs w:val="32"/>
+                          <w:lang w:val="en-US"/>
+                        </w:rPr>
+                      </w:pPr>
+                      <w:r>
+                        <w:rPr>
+                          <w:rFonts w:ascii="Futura PT Book" w:hAnsi="Futura PT Book" w:cs="Noto Serif"/>
+                          <w:sz w:val="32"/>
+                          <w:szCs w:val="32"/>
+                          <w:lang w:val="en-US"/>
+                        </w:rPr>
+                        <w:t>${teacher}</w:t>
+                      </w:r>
+                      <w:r>
+                        <w:rPr>
+                          <w:rFonts w:ascii="Futura PT Book" w:hAnsi="Futura PT Book" w:cs="Noto Serif"/>
+                          <w:sz w:val="32"/>
+                          <w:szCs w:val="32"/>
+                          <w:lang w:val="en-US"/>
+                        </w:rPr>
+                        <w:softHyphen/>
+                      </w:r>
+                    </w:p>
+                  </w:txbxContent>
+                </v:textbox>
+              </v:shape>
+            </w:pict>
+          </mc:Fallback>
+        </mc:AlternateContent>
+      </w:r>
     </w:p>
     <w:sectPr>
       <w:headerReference w:type="even" r:id="rId7"/>
       <w:headerReference w:type="default" r:id="rId8"/>
-      <w:footerReference w:type="even" r:id="rId9"/>
-      <w:footerReference w:type="default" r:id="rId10"/>
-      <w:headerReference w:type="first" r:id="rId11"/>
-      <w:footerReference w:type="first" r:id="rId12"/>
+      <w:headerReference w:type="first" r:id="rId9"/>
       <w:pgSz w:w="16838" w:h="11906" w:orient="landscape"/>
       <w:pgMar w:top="1440" w:right="1440" w:bottom="1440" w:left="1440" w:header="708" w:footer="708" w:gutter="0"/>
       <w:cols w:space="708"/>
@@ -315,49 +445,6 @@
     </w:p>
   </w:endnote>
 </w:endnotes>
-</file>
-
-<file path=word/footer1.xml><?xml version="1.0" encoding="utf-8"?>
-<w:ftr xmlns:wpc="http://schemas.microsoft.com/office/word/2010/wordprocessingCanvas" xmlns:cx="http://schemas.microsoft.com/office/drawing/2014/chartex" xmlns:cx1="http://schemas.microsoft.com/office/drawing/2015/9/8/chartex" xmlns:cx2="http://schemas.microsoft.com/office/drawing/2015/10/21/chartex" xmlns:cx3="http://schemas.microsoft.com/office/drawing/2016/5/9/chartex" xmlns:cx4="http://schemas.microsoft.com/office/drawing/2016/5/10/chartex" xmlns:cx5="http://schemas.microsoft.com/office/drawing/2016/5/11/chartex" xmlns:cx6="http://schemas.microsoft.com/office/drawing/2016/5/12/chartex" xmlns:cx7="http://schemas.microsoft.com/office/drawing/2016/5/13/chartex" xmlns:cx8="http://schemas.microsoft.com/office/drawing/2016/5/14/chartex" xmlns:mc="http://schemas.openxmlformats.org/markup-compatibility/2006" xmlns:aink="http://schemas.microsoft.com/office/drawing/2016/ink" xmlns:am3d="http://schemas.microsoft.com/office/drawing/2017/model3d" xmlns:o="urn:schemas-microsoft-com:office:office" xmlns:r="http://schemas.openxmlformats.org/officeDocument/2006/relationships" xmlns:m="http://schemas.openxmlformats.org/officeDocument/2006/math" xmlns:v="urn:schemas-microsoft-com:vml" xmlns:wp14="http://schemas.microsoft.com/office/word/2010/wordprocessingDrawing" xmlns:wp="http://schemas.openxmlformats.org/drawingml/2006/wordprocessingDrawing" xmlns:w10="urn:schemas-microsoft-com:office:word" xmlns:w="http://schemas.openxmlformats.org/wordprocessingml/2006/main" xmlns:w14="http://schemas.microsoft.com/office/word/2010/wordml" xmlns:w15="http://schemas.microsoft.com/office/word/2012/wordml" xmlns:w16cex="http://schemas.microsoft.com/office/word/2018/wordml/cex" xmlns:w16cid="http://schemas.microsoft.com/office/word/2016/wordml/cid" xmlns:w16="http://schemas.microsoft.com/office/word/2018/wordml" xmlns:w16sdtdh="http://schemas.microsoft.com/office/word/2020/wordml/sdtdatahash" xmlns:w16se="http://schemas.microsoft.com/office/word/2015/wordml/symex" xmlns:wpg="http://schemas.microsoft.com/office/word/2010/wordprocessingGroup" xmlns:wpi="http://schemas.microsoft.com/office/word/2010/wordprocessingInk" xmlns:wne="http://schemas.microsoft.com/office/word/2006/wordml" xmlns:wps="http://schemas.microsoft.com/office/word/2010/wordprocessingShape" mc:Ignorable="w14 w15 w16se w16cid w16 w16cex w16sdtdh wp14">
-  <w:p>
-    <w:pPr>
-      <w:pStyle w:val="Footer"/>
-    </w:pPr>
-  </w:p>
-</w:ftr>
-</file>
-
-<file path=word/footer2.xml><?xml version="1.0" encoding="utf-8"?>
-<w:ftr xmlns:wpc="http://schemas.microsoft.com/office/word/2010/wordprocessingCanvas" xmlns:cx="http://schemas.microsoft.com/office/drawing/2014/chartex" xmlns:cx1="http://schemas.microsoft.com/office/drawing/2015/9/8/chartex" xmlns:cx2="http://schemas.microsoft.com/office/drawing/2015/10/21/chartex" xmlns:cx3="http://schemas.microsoft.com/office/drawing/2016/5/9/chartex" xmlns:cx4="http://schemas.microsoft.com/office/drawing/2016/5/10/chartex" xmlns:cx5="http://schemas.microsoft.com/office/drawing/2016/5/11/chartex" xmlns:cx6="http://schemas.microsoft.com/office/drawing/2016/5/12/chartex" xmlns:cx7="http://schemas.microsoft.com/office/drawing/2016/5/13/chartex" xmlns:cx8="http://schemas.microsoft.com/office/drawing/2016/5/14/chartex" xmlns:mc="http://schemas.openxmlformats.org/markup-compatibility/2006" xmlns:aink="http://schemas.microsoft.com/office/drawing/2016/ink" xmlns:am3d="http://schemas.microsoft.com/office/drawing/2017/model3d" xmlns:o="urn:schemas-microsoft-com:office:office" xmlns:r="http://schemas.openxmlformats.org/officeDocument/2006/relationships" xmlns:m="http://schemas.openxmlformats.org/officeDocument/2006/math" xmlns:v="urn:schemas-microsoft-com:vml" xmlns:wp14="http://schemas.microsoft.com/office/word/2010/wordprocessingDrawing" xmlns:wp="http://schemas.openxmlformats.org/drawingml/2006/wordprocessingDrawing" xmlns:w10="urn:schemas-microsoft-com:office:word" xmlns:w="http://schemas.openxmlformats.org/wordprocessingml/2006/main" xmlns:w14="http://schemas.microsoft.com/office/word/2010/wordml" xmlns:w15="http://schemas.microsoft.com/office/word/2012/wordml" xmlns:w16cex="http://schemas.microsoft.com/office/word/2018/wordml/cex" xmlns:w16cid="http://schemas.microsoft.com/office/word/2016/wordml/cid" xmlns:w16="http://schemas.microsoft.com/office/word/2018/wordml" xmlns:w16sdtdh="http://schemas.microsoft.com/office/word/2020/wordml/sdtdatahash" xmlns:w16se="http://schemas.microsoft.com/office/word/2015/wordml/symex" xmlns:wpg="http://schemas.microsoft.com/office/word/2010/wordprocessingGroup" xmlns:wpi="http://schemas.microsoft.com/office/word/2010/wordprocessingInk" xmlns:wne="http://schemas.microsoft.com/office/word/2006/wordml" xmlns:wps="http://schemas.microsoft.com/office/word/2010/wordprocessingShape" mc:Ignorable="w14 w15 w16se w16cid w16 w16cex w16sdtdh wp14">
-  <w:p>
-    <w:pPr>
-      <w:pStyle w:val="Footer"/>
-      <w:ind w:left="9923" w:right="3043"/>
-      <w:jc w:val="center"/>
-      <w:rPr>
-        <w:rFonts w:ascii="Noto Serif" w:hAnsi="Noto Serif" w:cs="Noto Serif"/>
-        <w:lang w:val="en-US"/>
-      </w:rPr>
-    </w:pPr>
-    <w:r>
-      <w:rPr>
-        <w:rFonts w:ascii="Noto Serif" w:hAnsi="Noto Serif" w:cs="Noto Serif"/>
-        <w:lang w:val="en-US"/>
-      </w:rPr>
-      <w:t>${num}</w:t>
-    </w:r>
-  </w:p>
-</w:ftr>
-</file>
-
-<file path=word/footer3.xml><?xml version="1.0" encoding="utf-8"?>
-<w:ftr xmlns:wpc="http://schemas.microsoft.com/office/word/2010/wordprocessingCanvas" xmlns:cx="http://schemas.microsoft.com/office/drawing/2014/chartex" xmlns:cx1="http://schemas.microsoft.com/office/drawing/2015/9/8/chartex" xmlns:cx2="http://schemas.microsoft.com/office/drawing/2015/10/21/chartex" xmlns:cx3="http://schemas.microsoft.com/office/drawing/2016/5/9/chartex" xmlns:cx4="http://schemas.microsoft.com/office/drawing/2016/5/10/chartex" xmlns:cx5="http://schemas.microsoft.com/office/drawing/2016/5/11/chartex" xmlns:cx6="http://schemas.microsoft.com/office/drawing/2016/5/12/chartex" xmlns:cx7="http://schemas.microsoft.com/office/drawing/2016/5/13/chartex" xmlns:cx8="http://schemas.microsoft.com/office/drawing/2016/5/14/chartex" xmlns:mc="http://schemas.openxmlformats.org/markup-compatibility/2006" xmlns:aink="http://schemas.microsoft.com/office/drawing/2016/ink" xmlns:am3d="http://schemas.microsoft.com/office/drawing/2017/model3d" xmlns:o="urn:schemas-microsoft-com:office:office" xmlns:r="http://schemas.openxmlformats.org/officeDocument/2006/relationships" xmlns:m="http://schemas.openxmlformats.org/officeDocument/2006/math" xmlns:v="urn:schemas-microsoft-com:vml" xmlns:wp14="http://schemas.microsoft.com/office/word/2010/wordprocessingDrawing" xmlns:wp="http://schemas.openxmlformats.org/drawingml/2006/wordprocessingDrawing" xmlns:w10="urn:schemas-microsoft-com:office:word" xmlns:w="http://schemas.openxmlformats.org/wordprocessingml/2006/main" xmlns:w14="http://schemas.microsoft.com/office/word/2010/wordml" xmlns:w15="http://schemas.microsoft.com/office/word/2012/wordml" xmlns:w16cex="http://schemas.microsoft.com/office/word/2018/wordml/cex" xmlns:w16cid="http://schemas.microsoft.com/office/word/2016/wordml/cid" xmlns:w16="http://schemas.microsoft.com/office/word/2018/wordml" xmlns:w16sdtdh="http://schemas.microsoft.com/office/word/2020/wordml/sdtdatahash" xmlns:w16se="http://schemas.microsoft.com/office/word/2015/wordml/symex" xmlns:wpg="http://schemas.microsoft.com/office/word/2010/wordprocessingGroup" xmlns:wpi="http://schemas.microsoft.com/office/word/2010/wordprocessingInk" xmlns:wne="http://schemas.microsoft.com/office/word/2006/wordml" xmlns:wps="http://schemas.microsoft.com/office/word/2010/wordprocessingShape" mc:Ignorable="w14 w15 w16se w16cid w16 w16cex w16sdtdh wp14">
-  <w:p>
-    <w:pPr>
-      <w:pStyle w:val="Footer"/>
-    </w:pPr>
-  </w:p>
-</w:ftr>
 </file>
 
 <file path=word/footnotes.xml><?xml version="1.0" encoding="utf-8"?>
@@ -411,6 +498,7 @@
         </v:shapetype>
         <v:shape id="WordPictureWatermark1490997755" o:spid="_x0000_s1027" type="#_x0000_t75" alt="" style="position:absolute;margin-left:0;margin-top:0;width:842pt;height:595.5pt;z-index:-251653120;mso-wrap-edited:f;mso-width-percent:0;mso-height-percent:0;mso-position-horizontal:center;mso-position-horizontal-relative:margin;mso-position-vertical:center;mso-position-vertical-relative:margin;mso-width-percent:0;mso-height-percent:0" o:allowincell="f">
           <v:imagedata r:id="rId1" o:title="idc"/>
+          <w10:wrap anchorx="margin" anchory="margin"/>
         </v:shape>
       </w:pict>
     </w:r>
@@ -450,6 +538,7 @@
         </v:shapetype>
         <v:shape id="WordPictureWatermark1490997756" o:spid="_x0000_s1026" type="#_x0000_t75" alt="" style="position:absolute;margin-left:0;margin-top:0;width:842pt;height:595.5pt;z-index:-251650048;mso-wrap-edited:f;mso-width-percent:0;mso-height-percent:0;mso-position-horizontal:center;mso-position-horizontal-relative:margin;mso-position-vertical:center;mso-position-vertical-relative:margin;mso-width-percent:0;mso-height-percent:0" o:allowincell="f">
           <v:imagedata r:id="rId1" o:title="idc"/>
+          <w10:wrap anchorx="margin" anchory="margin"/>
         </v:shape>
       </w:pict>
     </w:r>
@@ -489,6 +578,7 @@
         </v:shapetype>
         <v:shape id="WordPictureWatermark1490997754" o:spid="_x0000_s1025" type="#_x0000_t75" alt="" style="position:absolute;margin-left:0;margin-top:0;width:842pt;height:595.5pt;z-index:-251656192;mso-wrap-edited:f;mso-width-percent:0;mso-height-percent:0;mso-position-horizontal:center;mso-position-horizontal-relative:margin;mso-position-vertical:center;mso-position-vertical-relative:margin;mso-width-percent:0;mso-height-percent:0" o:allowincell="f">
           <v:imagedata r:id="rId1" o:title="idc"/>
+          <w10:wrap anchorx="margin" anchory="margin"/>
         </v:shape>
       </w:pict>
     </w:r>
@@ -890,7 +980,7 @@
   <w:style w:type="paragraph" w:default="1" w:styleId="Normal">
     <w:name w:val="Normal"/>
     <w:qFormat/>
-    <w:rsid w:val="001F54D5"/>
+    <w:rsid w:val="00FE3920"/>
   </w:style>
   <w:style w:type="character" w:default="1" w:styleId="DefaultParagraphFont">
     <w:name w:val="Default Paragraph Font"/>
